--- a/fuentes/CF4_DU.docx
+++ b/fuentes/CF4_DU.docx
@@ -3053,9 +3053,7 @@
       </w:r>
       <w:r>
         <w:rPr>
-          <w:i/>
-          <w:iCs/>
-          <w:lang w:eastAsia="es-CO"/>
+          <w:rStyle w:val="Extranjerismo"/>
         </w:rPr>
         <w:t>software</w:t>
       </w:r>
@@ -5743,7 +5741,21 @@
         <w:rPr>
           <w:lang w:eastAsia="es-CO"/>
         </w:rPr>
-        <w:t>Desde el punto de vista financiero, cuando una persona presta una cantidad de dinero (P) y luego de un tiempo determinado recibe una suma mayor (F), la diferencia entre ambas cantidades representa el interés generado (I). Esta variación se conoce como el valor del dinero en el tiempo y se expresa con la fórmula:</w:t>
+        <w:t>Desde el punto de vista financiero, cuando una persona presta una cantidad de dinero (P) y luego de un tiempo determinado recibe una suma mayor (F), la diferencia entre ambas cantidades representa el interés generado (I). Esta variación se conoce como el valor del dinero en el </w:t>
+      </w:r>
+      <w:r>
+        <w:rPr>
+          <w:b/>
+          <w:bCs/>
+          <w:lang w:eastAsia="es-CO"/>
+        </w:rPr>
+        <w:t>tiempo</w:t>
+      </w:r>
+      <w:r>
+        <w:rPr>
+          <w:lang w:eastAsia="es-CO"/>
+        </w:rPr>
+        <w:t> y se expresa con la fórmula:</w:t>
       </w:r>
     </w:p>
     <w:p>
@@ -9938,6 +9950,13 @@
     <w:p>
       <w:pPr>
         <w:rPr>
+          <w:lang w:eastAsia="es-CO"/>
+        </w:rPr>
+      </w:pPr>
+    </w:p>
+    <w:p>
+      <w:pPr>
+        <w:rPr>
           <w:b/>
           <w:bCs/>
           <w:lang w:eastAsia="es-CO"/>
@@ -9949,6 +9968,7 @@
           <w:bCs/>
           <w:lang w:eastAsia="es-CO"/>
         </w:rPr>
+        <w:lastRenderedPageBreak/>
         <w:t>Cálculo costo de capital</w:t>
       </w:r>
     </w:p>
@@ -9962,7 +9982,6 @@
         <w:rPr>
           <w:lang w:eastAsia="es-CO"/>
         </w:rPr>
-        <w:lastRenderedPageBreak/>
         <w:t>El costo de capital se compone de las siguientes fuentes: patrimonio y bancos, de los $120.000.000 COP de inversión inicial, $70.000.000 hacen parte de la primera fuente y $50.000.000 forman parte de la segunda fuente.</w:t>
       </w:r>
     </w:p>
@@ -10059,6 +10078,7 @@
         <w:rPr>
           <w:lang w:eastAsia="es-CO"/>
         </w:rPr>
+        <w:lastRenderedPageBreak/>
         <w:t>Este cuadro describe el resumen para el cálculo del costo de capital.</w:t>
       </w:r>
     </w:p>
@@ -10075,8 +10095,19 @@
         <w:rPr>
           <w:lang w:eastAsia="es-CO"/>
         </w:rPr>
-        <w:lastRenderedPageBreak/>
-        <w:t>Calculo costo capital</w:t>
+        <w:t>C</w:t>
+      </w:r>
+      <w:r>
+        <w:rPr>
+          <w:lang w:eastAsia="es-CO"/>
+        </w:rPr>
+        <w:t>á</w:t>
+      </w:r>
+      <w:r>
+        <w:rPr>
+          <w:lang w:eastAsia="es-CO"/>
+        </w:rPr>
+        <w:t>lculo costo capital</w:t>
       </w:r>
     </w:p>
     <w:tbl>
@@ -10504,22 +10535,6 @@
         <w:ind w:firstLine="0"/>
         <w:rPr>
           <w:lang w:val="es-419" w:eastAsia="es-CO"/>
-        </w:rPr>
-      </w:pPr>
-    </w:p>
-    <w:p>
-      <w:pPr>
-        <w:ind w:firstLine="0"/>
-        <w:rPr>
-          <w:rFonts w:ascii="Calibri" w:eastAsia="Times New Roman" w:hAnsi="Calibri" w:cs="Times New Roman (Títulos en alf"/>
-          <w:b/>
-          <w:color w:val="000000" w:themeColor="text1"/>
-          <w:spacing w:val="-10"/>
-          <w:kern w:val="0"/>
-          <w:sz w:val="36"/>
-          <w:szCs w:val="28"/>
-          <w:lang w:val="es-419" w:eastAsia="es-CO"/>
-          <w14:ligatures w14:val="none"/>
         </w:rPr>
       </w:pPr>
     </w:p>
@@ -10802,7 +10817,7 @@
                 <w:rPr>
                   <w:rStyle w:val="Hipervnculo"/>
                 </w:rPr>
-                <w:t>https://www.youtube.com/watch?v=maVbxjCWgKQ&amp;ab_channel=EcosistemadeRecursosEducativosDigitalesSENA</w:t>
+                <w:t>https://www.youtube.com/watch?v=3z7AHJtQALA</w:t>
               </w:r>
             </w:hyperlink>
           </w:p>
@@ -10966,6 +10981,14 @@
     </w:p>
     <w:p>
       <w:pPr>
+        <w:ind w:firstLine="0"/>
+        <w:rPr>
+          <w:lang w:val="es-419" w:eastAsia="es-CO"/>
+        </w:rPr>
+      </w:pPr>
+    </w:p>
+    <w:p>
+      <w:pPr>
         <w:pStyle w:val="Ttulo1"/>
         <w:numPr>
           <w:ilvl w:val="0"/>
@@ -11507,7 +11530,6 @@
         <w:t xml:space="preserve"> </w:t>
       </w:r>
       <w:proofErr w:type="spellStart"/>
-      <w:proofErr w:type="gramStart"/>
       <w:r>
         <w:rPr>
           <w:rFonts w:eastAsia="Times New Roman" w:cstheme="minorHAnsi"/>
@@ -11520,7 +11542,6 @@
         <w:t>Madrid.España</w:t>
       </w:r>
       <w:proofErr w:type="spellEnd"/>
-      <w:proofErr w:type="gramEnd"/>
       <w:r>
         <w:rPr>
           <w:rFonts w:eastAsia="Times New Roman" w:cstheme="minorHAnsi"/>
@@ -11652,8 +11673,6 @@
           <w14:ligatures w14:val="none"/>
         </w:rPr>
       </w:pPr>
-      <w:proofErr w:type="spellStart"/>
-      <w:proofErr w:type="gramStart"/>
       <w:r>
         <w:rPr>
           <w:rFonts w:eastAsia="Times New Roman" w:cstheme="minorHAnsi"/>
@@ -11663,9 +11682,8 @@
           <w:lang w:eastAsia="es-CO"/>
           <w14:ligatures w14:val="none"/>
         </w:rPr>
-        <w:t>Veiga,J.F.C</w:t>
-      </w:r>
-      <w:proofErr w:type="spellEnd"/>
+        <w:t>Veiga,</w:t>
+      </w:r>
       <w:r>
         <w:rPr>
           <w:rFonts w:eastAsia="Times New Roman" w:cstheme="minorHAnsi"/>
@@ -11675,9 +11693,9 @@
           <w:lang w:eastAsia="es-CO"/>
           <w14:ligatures w14:val="none"/>
         </w:rPr>
-        <w:t>.</w:t>
-      </w:r>
-      <w:proofErr w:type="gramEnd"/>
+        <w:t xml:space="preserve"> </w:t>
+      </w:r>
+      <w:proofErr w:type="gramStart"/>
       <w:r>
         <w:rPr>
           <w:rFonts w:eastAsia="Times New Roman" w:cstheme="minorHAnsi"/>
@@ -11687,7 +11705,19 @@
           <w:lang w:eastAsia="es-CO"/>
           <w14:ligatures w14:val="none"/>
         </w:rPr>
-        <w:t xml:space="preserve">(2015). La Gestión Financiera de la Empresa. Madrid: </w:t>
+        <w:t>J.F.C.(</w:t>
+      </w:r>
+      <w:proofErr w:type="gramEnd"/>
+      <w:r>
+        <w:rPr>
+          <w:rFonts w:eastAsia="Times New Roman" w:cstheme="minorHAnsi"/>
+          <w:kern w:val="0"/>
+          <w:szCs w:val="28"/>
+          <w:bdr w:val="none" w:sz="0" w:space="0" w:color="auto" w:frame="1"/>
+          <w:lang w:eastAsia="es-CO"/>
+          <w14:ligatures w14:val="none"/>
+        </w:rPr>
+        <w:t xml:space="preserve">2015). La Gestión Financiera de la Empresa. Madrid: </w:t>
       </w:r>
       <w:proofErr w:type="spellStart"/>
       <w:r>
@@ -17152,19 +17182,6 @@
 </file>
 
 <file path=customXml/item2.xml><?xml version="1.0" encoding="utf-8"?>
-<b:Sources xmlns:b="http://schemas.openxmlformats.org/officeDocument/2006/bibliography" xmlns="http://schemas.openxmlformats.org/officeDocument/2006/bibliography" SelectedStyle="\APASixthEditionOfficeOnline.xsl" StyleName="APA" Version="6"/>
-</file>
-
-<file path=customXml/item3.xml><?xml version="1.0" encoding="utf-8"?>
-<?mso-contentType ?>
-<FormTemplates xmlns="http://schemas.microsoft.com/sharepoint/v3/contenttype/forms">
-  <Display>DocumentLibraryForm</Display>
-  <Edit>DocumentLibraryForm</Edit>
-  <New>DocumentLibraryForm</New>
-</FormTemplates>
-</file>
-
-<file path=customXml/item4.xml><?xml version="1.0" encoding="utf-8"?>
 <ct:contentTypeSchema xmlns:ct="http://schemas.microsoft.com/office/2006/metadata/contentType" xmlns:ma="http://schemas.microsoft.com/office/2006/metadata/properties/metaAttributes" ct:_="" ma:_="" ma:contentTypeName="Documento" ma:contentTypeID="0x01010049282E1EDBE9234EA9E6D38F720E265F" ma:contentTypeVersion="15" ma:contentTypeDescription="Crear nuevo documento." ma:contentTypeScope="" ma:versionID="b31c7aa9eaf043a08b87120b3c4916e3">
   <xsd:schema xmlns:xsd="http://www.w3.org/2001/XMLSchema" xmlns:xs="http://www.w3.org/2001/XMLSchema" xmlns:p="http://schemas.microsoft.com/office/2006/metadata/properties" xmlns:ns2="cb45339b-ced9-4d0d-8f64-77573914d53b" xmlns:ns3="43a3ca16-9c26-4813-b83f-4aec9927b43f" targetNamespace="http://schemas.microsoft.com/office/2006/metadata/properties" ma:root="true" ma:fieldsID="3533d065b04d75c457075bc55f1f5315" ns2:_="" ns3:_="">
     <xsd:import namespace="cb45339b-ced9-4d0d-8f64-77573914d53b"/>
@@ -17399,6 +17416,19 @@
 </ct:contentTypeSchema>
 </file>
 
+<file path=customXml/item3.xml><?xml version="1.0" encoding="utf-8"?>
+<?mso-contentType ?>
+<FormTemplates xmlns="http://schemas.microsoft.com/sharepoint/v3/contenttype/forms">
+  <Display>DocumentLibraryForm</Display>
+  <Edit>DocumentLibraryForm</Edit>
+  <New>DocumentLibraryForm</New>
+</FormTemplates>
+</file>
+
+<file path=customXml/item4.xml><?xml version="1.0" encoding="utf-8"?>
+<b:Sources xmlns:b="http://schemas.openxmlformats.org/officeDocument/2006/bibliography" xmlns="http://schemas.openxmlformats.org/officeDocument/2006/bibliography" SelectedStyle="\APASixthEditionOfficeOnline.xsl" StyleName="APA" Version="6"/>
+</file>
+
 <file path=customXml/itemProps1.xml><?xml version="1.0" encoding="utf-8"?>
 <ds:datastoreItem xmlns:ds="http://schemas.openxmlformats.org/officeDocument/2006/customXml" ds:itemID="{26259216-AD86-464A-AEAD-95B1F9E17392}">
   <ds:schemaRefs>
@@ -17411,22 +17441,6 @@
 </file>
 
 <file path=customXml/itemProps2.xml><?xml version="1.0" encoding="utf-8"?>
-<ds:datastoreItem xmlns:ds="http://schemas.openxmlformats.org/officeDocument/2006/customXml" ds:itemID="{A9F2CEBA-C824-4C86-81A8-E32CBD0EB92D}">
-  <ds:schemaRefs>
-    <ds:schemaRef ds:uri="http://schemas.openxmlformats.org/officeDocument/2006/bibliography"/>
-  </ds:schemaRefs>
-</ds:datastoreItem>
-</file>
-
-<file path=customXml/itemProps3.xml><?xml version="1.0" encoding="utf-8"?>
-<ds:datastoreItem xmlns:ds="http://schemas.openxmlformats.org/officeDocument/2006/customXml" ds:itemID="{D00A4A46-BDBD-48AC-87B9-2BA42D9CC06F}">
-  <ds:schemaRefs>
-    <ds:schemaRef ds:uri="http://schemas.microsoft.com/sharepoint/v3/contenttype/forms"/>
-  </ds:schemaRefs>
-</ds:datastoreItem>
-</file>
-
-<file path=customXml/itemProps4.xml><?xml version="1.0" encoding="utf-8"?>
 <ds:datastoreItem xmlns:ds="http://schemas.openxmlformats.org/officeDocument/2006/customXml" ds:itemID="{0BC4A0A4-89EA-4C0C-9011-C1B351E892BC}">
   <ds:schemaRefs>
     <ds:schemaRef ds:uri="http://schemas.microsoft.com/office/2006/metadata/contentType"/>
@@ -17443,4 +17457,20 @@
     <ds:schemaRef ds:uri="http://schemas.microsoft.com/internal/obd"/>
   </ds:schemaRefs>
 </ds:datastoreItem>
+</file>
+
+<file path=customXml/itemProps3.xml><?xml version="1.0" encoding="utf-8"?>
+<ds:datastoreItem xmlns:ds="http://schemas.openxmlformats.org/officeDocument/2006/customXml" ds:itemID="{D00A4A46-BDBD-48AC-87B9-2BA42D9CC06F}">
+  <ds:schemaRefs>
+    <ds:schemaRef ds:uri="http://schemas.microsoft.com/sharepoint/v3/contenttype/forms"/>
+  </ds:schemaRefs>
+</ds:datastoreItem>
+</file>
+
+<file path=customXml/itemProps4.xml><?xml version="1.0" encoding="utf-8"?>
+<ds:datastoreItem xmlns:ds="http://schemas.openxmlformats.org/officeDocument/2006/customXml" ds:itemID="{A9F2CEBA-C824-4C86-81A8-E32CBD0EB92D}">
+  <ds:schemaRefs>
+    <ds:schemaRef ds:uri="http://schemas.openxmlformats.org/officeDocument/2006/bibliography"/>
+  </ds:schemaRefs>
+</ds:datastoreItem>
 </file>
--- a/fuentes/CF4_DU.docx
+++ b/fuentes/CF4_DU.docx
@@ -3820,6 +3820,14 @@
           <w:bCs/>
           <w:lang w:eastAsia="es-CO"/>
         </w:rPr>
+        <w:t>F</w:t>
+      </w:r>
+      <w:r>
+        <w:rPr>
+          <w:b/>
+          <w:bCs/>
+          <w:lang w:eastAsia="es-CO"/>
+        </w:rPr>
         <w:t>actores clave al definir el precio de venta</w:t>
       </w:r>
     </w:p>
@@ -5258,7 +5266,19 @@
         <w:rPr>
           <w:lang w:val="es-419" w:eastAsia="es-CO"/>
         </w:rPr>
-        <w:t>Formas de presentar el flujo de efectivo proyectado: el estado de efectivo se puede presentar de manera simplificada, el cual no se organiza con una estructura compleja las entradas y salidas de efectivo, la formula se expresa de la siguiente manera:</w:t>
+        <w:t xml:space="preserve">Formas de presentar el flujo de efectivo proyectado: el estado de efectivo se puede presentar de manera simplificada, el cual no se organiza con una estructura compleja </w:t>
+      </w:r>
+      <w:r>
+        <w:rPr>
+          <w:lang w:val="es-419" w:eastAsia="es-CO"/>
+        </w:rPr>
+        <w:t xml:space="preserve">de </w:t>
+      </w:r>
+      <w:r>
+        <w:rPr>
+          <w:lang w:val="es-419" w:eastAsia="es-CO"/>
+        </w:rPr>
+        <w:t>las entradas y salidas de efectivo, la formula se expresa de la siguiente manera:</w:t>
       </w:r>
     </w:p>
     <w:p>
@@ -6060,7 +6080,19 @@
         <w:rPr>
           <w:lang w:eastAsia="es-CO"/>
         </w:rPr>
-        <w:t>Suponga que la señorita Laura Galindo acostumbra a realizar inversiones en CDT, en los cuales le pagan en promedio el 32 % efectivo anual de intereses. (La tasa de Interés de oportunidad para esta persona equivaldría a ese mismo 32 % efectivo anual en términos corrientes).</w:t>
+        <w:t xml:space="preserve">Suponga que la señorita Laura Galindo acostumbra a realizar inversiones en CDT, en los cuales le pagan en promedio el 32 % efectivo anual de intereses. (La tasa de </w:t>
+      </w:r>
+      <w:r>
+        <w:rPr>
+          <w:lang w:eastAsia="es-CO"/>
+        </w:rPr>
+        <w:t>i</w:t>
+      </w:r>
+      <w:r>
+        <w:rPr>
+          <w:lang w:eastAsia="es-CO"/>
+        </w:rPr>
+        <w:t>nterés de oportunidad para esta persona equivaldría a ese mismo 32 % efectivo anual en términos corrientes).</w:t>
       </w:r>
     </w:p>
     <w:p>
@@ -7774,7 +7806,7 @@
         <w:rPr>
           <w:lang w:val="es-419" w:eastAsia="es-CO"/>
         </w:rPr>
-        <w:t>La Tasa Interna de Retorno (TIR) es un indicador financiero que permite evaluar la rentabilidad real de un proyecto de inversión, con base en sus flujos de caja esperados. Representa la tasa de interés o descuento que iguala el valor actual de los ingresos proyectados con el valor actual de los egresos, es decir, el punto en el cual el Valor Actual Neto (VAN) es igual a cero.</w:t>
+        <w:t>La tasa interna de retorno (TIR) es un indicador financiero que permite evaluar la rentabilidad real de un proyecto de inversión, con base en sus flujos de caja esperados. Representa la tasa de interés o descuento que iguala el valor actual de los ingresos proyectados con el valor actual de los egresos, es decir, el punto en el cual el valor actual neto (VAN) es igual a cero.</w:t>
       </w:r>
     </w:p>
     <w:p>
@@ -7787,7 +7819,13 @@
         <w:rPr>
           <w:lang w:val="es-419" w:eastAsia="es-CO"/>
         </w:rPr>
-        <w:t>La TIR se expresa como un porcentaje y refleja el rendimiento que generará el capital invertido en el proyecto. Para evaluar su conveniencia, se compara con el costo de capital, que representa el rendimiento mínimo exigido para considerar una inversión como aceptable.</w:t>
+        <w:t>La TIR se expresa como un porcentaje y refleja el rendimiento que generará el capital invertido en el proyecto. Para evaluar su conveniencia, se compara con el costo de capital, que representa el rendimiento mínimo exigido para considerar una inversión como aceptable</w:t>
+      </w:r>
+      <w:r>
+        <w:rPr>
+          <w:lang w:val="es-419" w:eastAsia="es-CO"/>
+        </w:rPr>
+        <w:t>.</w:t>
       </w:r>
     </w:p>
     <w:p>
@@ -10572,7 +10610,7 @@
         <w:rPr>
           <w:lang w:eastAsia="es-CO"/>
         </w:rPr>
-        <w:t>Los fundamentos financieros para emprender se estructuran en tres áreas clave: el presupuesto de costos, que permite estimar los costos totales, calcular el costo unitario y definir el precio de venta; los estados financieros, que proporcionan información sobre la situación económica inicial y los movimientos de efectivo a través del balance y el flujo de caja; y los indicadores financieros, que permiten evaluar la viabilidad del proyecto mediante herramientas como el punto de equilibrio, la Tasa Interna de Oportunidad (TIO), el Valor Actual Neto (VAN o VPN) y la Tasa Interna de Retorno (TIR). Estos elementos son fundamentales para tomar decisiones informadas sobre la rentabilidad y sostenibilidad del emprendimiento</w:t>
+        <w:t>Los fundamentos financieros para emprender se estructuran en tres áreas clave: el presupuesto de costos, que permite estimar los costos totales, calcular el costo unitario y definir el precio de venta; los estados financieros, que proporcionan información sobre la situación económica inicial y los movimientos de efectivo a través del balance y el flujo de caja; y los indicadores financieros, que permiten evaluar la viabilidad del proyecto mediante herramientas como el punto de equilibrio, la tasa interna de oportunidad (TIO), el valor actual neto (VAN o VPN) y la tasa interna de retorno (TIR). Estos elementos son fundamentales para tomar decisiones informadas sobre la rentabilidad y sostenibilidad del emprendimiento</w:t>
       </w:r>
       <w:r>
         <w:rPr>
@@ -11306,23 +11344,8 @@
           <w:bdr w:val="none" w:sz="0" w:space="0" w:color="auto" w:frame="1"/>
           <w:lang w:eastAsia="es-CO"/>
         </w:rPr>
-        <w:t>Tasa Interna de Oportunidad (TIO): </w:t>
-      </w:r>
-      <w:r>
-        <w:rPr>
-          <w:bdr w:val="none" w:sz="0" w:space="0" w:color="auto" w:frame="1"/>
-          <w:lang w:eastAsia="es-CO"/>
-        </w:rPr>
-        <w:t>rentabilidad mínima exigida por un inversionista considerando otras alternativas de inversión.</w:t>
-      </w:r>
-    </w:p>
-    <w:p>
-      <w:pPr>
-        <w:rPr>
-          <w:bdr w:val="none" w:sz="0" w:space="0" w:color="auto" w:frame="1"/>
-          <w:lang w:eastAsia="es-CO"/>
-        </w:rPr>
-      </w:pPr>
+        <w:t xml:space="preserve">Tasa interna de oportunidad </w:t>
+      </w:r>
       <w:r>
         <w:rPr>
           <w:b/>
@@ -11330,14 +11353,14 @@
           <w:bdr w:val="none" w:sz="0" w:space="0" w:color="auto" w:frame="1"/>
           <w:lang w:eastAsia="es-CO"/>
         </w:rPr>
-        <w:t>Tasa Interna de Retorno (TIR): </w:t>
+        <w:t>(TIO): </w:t>
       </w:r>
       <w:r>
         <w:rPr>
           <w:bdr w:val="none" w:sz="0" w:space="0" w:color="auto" w:frame="1"/>
           <w:lang w:eastAsia="es-CO"/>
         </w:rPr>
-        <w:t>tasa de rentabilidad que iguala los ingresos y egresos futuros de un proyecto; debe ser mayor al costo de capital para que el proyecto sea viable.</w:t>
+        <w:t>rentabilidad mínima exigida por un inversionista considerando otras alternativas de inversión.</w:t>
       </w:r>
     </w:p>
     <w:p>
@@ -11354,7 +11377,49 @@
           <w:bdr w:val="none" w:sz="0" w:space="0" w:color="auto" w:frame="1"/>
           <w:lang w:eastAsia="es-CO"/>
         </w:rPr>
-        <w:t>Valor Actual Neto (VAN): </w:t>
+        <w:t xml:space="preserve">Tasa interna de retorno </w:t>
+      </w:r>
+      <w:r>
+        <w:rPr>
+          <w:b/>
+          <w:bCs/>
+          <w:bdr w:val="none" w:sz="0" w:space="0" w:color="auto" w:frame="1"/>
+          <w:lang w:eastAsia="es-CO"/>
+        </w:rPr>
+        <w:t>(TIR): </w:t>
+      </w:r>
+      <w:r>
+        <w:rPr>
+          <w:bdr w:val="none" w:sz="0" w:space="0" w:color="auto" w:frame="1"/>
+          <w:lang w:eastAsia="es-CO"/>
+        </w:rPr>
+        <w:t>tasa de rentabilidad que iguala los ingresos y egresos futuros de un proyecto; debe ser mayor al costo de capital para que el proyecto sea viable.</w:t>
+      </w:r>
+    </w:p>
+    <w:p>
+      <w:pPr>
+        <w:rPr>
+          <w:bdr w:val="none" w:sz="0" w:space="0" w:color="auto" w:frame="1"/>
+          <w:lang w:eastAsia="es-CO"/>
+        </w:rPr>
+      </w:pPr>
+      <w:r>
+        <w:rPr>
+          <w:b/>
+          <w:bCs/>
+          <w:bdr w:val="none" w:sz="0" w:space="0" w:color="auto" w:frame="1"/>
+          <w:lang w:eastAsia="es-CO"/>
+        </w:rPr>
+        <w:t xml:space="preserve">Valor actual neto </w:t>
+      </w:r>
+      <w:r>
+        <w:rPr>
+          <w:b/>
+          <w:bCs/>
+          <w:bdr w:val="none" w:sz="0" w:space="0" w:color="auto" w:frame="1"/>
+          <w:lang w:eastAsia="es-CO"/>
+        </w:rPr>
+        <w:t>(VAN): </w:t>
       </w:r>
       <w:r>
         <w:rPr>
@@ -17171,17 +17236,6 @@
 </file>
 
 <file path=customXml/item1.xml><?xml version="1.0" encoding="utf-8"?>
-<p:properties xmlns:p="http://schemas.microsoft.com/office/2006/metadata/properties" xmlns:xsi="http://www.w3.org/2001/XMLSchema-instance" xmlns:pc="http://schemas.microsoft.com/office/infopath/2007/PartnerControls">
-  <documentManagement>
-    <TaxCatchAll xmlns="cb45339b-ced9-4d0d-8f64-77573914d53b" xsi:nil="true"/>
-    <lcf76f155ced4ddcb4097134ff3c332f xmlns="43a3ca16-9c26-4813-b83f-4aec9927b43f">
-      <Terms xmlns="http://schemas.microsoft.com/office/infopath/2007/PartnerControls"/>
-    </lcf76f155ced4ddcb4097134ff3c332f>
-  </documentManagement>
-</p:properties>
-</file>
-
-<file path=customXml/item2.xml><?xml version="1.0" encoding="utf-8"?>
 <ct:contentTypeSchema xmlns:ct="http://schemas.microsoft.com/office/2006/metadata/contentType" xmlns:ma="http://schemas.microsoft.com/office/2006/metadata/properties/metaAttributes" ct:_="" ma:_="" ma:contentTypeName="Documento" ma:contentTypeID="0x01010049282E1EDBE9234EA9E6D38F720E265F" ma:contentTypeVersion="15" ma:contentTypeDescription="Crear nuevo documento." ma:contentTypeScope="" ma:versionID="b31c7aa9eaf043a08b87120b3c4916e3">
   <xsd:schema xmlns:xsd="http://www.w3.org/2001/XMLSchema" xmlns:xs="http://www.w3.org/2001/XMLSchema" xmlns:p="http://schemas.microsoft.com/office/2006/metadata/properties" xmlns:ns2="cb45339b-ced9-4d0d-8f64-77573914d53b" xmlns:ns3="43a3ca16-9c26-4813-b83f-4aec9927b43f" targetNamespace="http://schemas.microsoft.com/office/2006/metadata/properties" ma:root="true" ma:fieldsID="3533d065b04d75c457075bc55f1f5315" ns2:_="" ns3:_="">
     <xsd:import namespace="cb45339b-ced9-4d0d-8f64-77573914d53b"/>
@@ -17416,7 +17470,22 @@
 </ct:contentTypeSchema>
 </file>
 
+<file path=customXml/item2.xml><?xml version="1.0" encoding="utf-8"?>
+<p:properties xmlns:p="http://schemas.microsoft.com/office/2006/metadata/properties" xmlns:xsi="http://www.w3.org/2001/XMLSchema-instance" xmlns:pc="http://schemas.microsoft.com/office/infopath/2007/PartnerControls">
+  <documentManagement>
+    <TaxCatchAll xmlns="cb45339b-ced9-4d0d-8f64-77573914d53b" xsi:nil="true"/>
+    <lcf76f155ced4ddcb4097134ff3c332f xmlns="43a3ca16-9c26-4813-b83f-4aec9927b43f">
+      <Terms xmlns="http://schemas.microsoft.com/office/infopath/2007/PartnerControls"/>
+    </lcf76f155ced4ddcb4097134ff3c332f>
+  </documentManagement>
+</p:properties>
+</file>
+
 <file path=customXml/item3.xml><?xml version="1.0" encoding="utf-8"?>
+<b:Sources xmlns:b="http://schemas.openxmlformats.org/officeDocument/2006/bibliography" xmlns="http://schemas.openxmlformats.org/officeDocument/2006/bibliography" SelectedStyle="\APASixthEditionOfficeOnline.xsl" StyleName="APA" Version="6"/>
+</file>
+
+<file path=customXml/item4.xml><?xml version="1.0" encoding="utf-8"?>
 <?mso-contentType ?>
 <FormTemplates xmlns="http://schemas.microsoft.com/sharepoint/v3/contenttype/forms">
   <Display>DocumentLibraryForm</Display>
@@ -17425,22 +17494,7 @@
 </FormTemplates>
 </file>
 
-<file path=customXml/item4.xml><?xml version="1.0" encoding="utf-8"?>
-<b:Sources xmlns:b="http://schemas.openxmlformats.org/officeDocument/2006/bibliography" xmlns="http://schemas.openxmlformats.org/officeDocument/2006/bibliography" SelectedStyle="\APASixthEditionOfficeOnline.xsl" StyleName="APA" Version="6"/>
-</file>
-
 <file path=customXml/itemProps1.xml><?xml version="1.0" encoding="utf-8"?>
-<ds:datastoreItem xmlns:ds="http://schemas.openxmlformats.org/officeDocument/2006/customXml" ds:itemID="{26259216-AD86-464A-AEAD-95B1F9E17392}">
-  <ds:schemaRefs>
-    <ds:schemaRef ds:uri="http://schemas.microsoft.com/office/2006/metadata/properties"/>
-    <ds:schemaRef ds:uri="http://schemas.microsoft.com/office/infopath/2007/PartnerControls"/>
-    <ds:schemaRef ds:uri="cb45339b-ced9-4d0d-8f64-77573914d53b"/>
-    <ds:schemaRef ds:uri="43a3ca16-9c26-4813-b83f-4aec9927b43f"/>
-  </ds:schemaRefs>
-</ds:datastoreItem>
-</file>
-
-<file path=customXml/itemProps2.xml><?xml version="1.0" encoding="utf-8"?>
 <ds:datastoreItem xmlns:ds="http://schemas.openxmlformats.org/officeDocument/2006/customXml" ds:itemID="{0BC4A0A4-89EA-4C0C-9011-C1B351E892BC}">
   <ds:schemaRefs>
     <ds:schemaRef ds:uri="http://schemas.microsoft.com/office/2006/metadata/contentType"/>
@@ -17459,18 +17513,29 @@
 </ds:datastoreItem>
 </file>
 
+<file path=customXml/itemProps2.xml><?xml version="1.0" encoding="utf-8"?>
+<ds:datastoreItem xmlns:ds="http://schemas.openxmlformats.org/officeDocument/2006/customXml" ds:itemID="{26259216-AD86-464A-AEAD-95B1F9E17392}">
+  <ds:schemaRefs>
+    <ds:schemaRef ds:uri="http://schemas.microsoft.com/office/2006/metadata/properties"/>
+    <ds:schemaRef ds:uri="http://schemas.microsoft.com/office/infopath/2007/PartnerControls"/>
+    <ds:schemaRef ds:uri="cb45339b-ced9-4d0d-8f64-77573914d53b"/>
+    <ds:schemaRef ds:uri="43a3ca16-9c26-4813-b83f-4aec9927b43f"/>
+  </ds:schemaRefs>
+</ds:datastoreItem>
+</file>
+
 <file path=customXml/itemProps3.xml><?xml version="1.0" encoding="utf-8"?>
+<ds:datastoreItem xmlns:ds="http://schemas.openxmlformats.org/officeDocument/2006/customXml" ds:itemID="{A9F2CEBA-C824-4C86-81A8-E32CBD0EB92D}">
+  <ds:schemaRefs>
+    <ds:schemaRef ds:uri="http://schemas.openxmlformats.org/officeDocument/2006/bibliography"/>
+  </ds:schemaRefs>
+</ds:datastoreItem>
+</file>
+
+<file path=customXml/itemProps4.xml><?xml version="1.0" encoding="utf-8"?>
 <ds:datastoreItem xmlns:ds="http://schemas.openxmlformats.org/officeDocument/2006/customXml" ds:itemID="{D00A4A46-BDBD-48AC-87B9-2BA42D9CC06F}">
   <ds:schemaRefs>
     <ds:schemaRef ds:uri="http://schemas.microsoft.com/sharepoint/v3/contenttype/forms"/>
   </ds:schemaRefs>
 </ds:datastoreItem>
-</file>
-
-<file path=customXml/itemProps4.xml><?xml version="1.0" encoding="utf-8"?>
-<ds:datastoreItem xmlns:ds="http://schemas.openxmlformats.org/officeDocument/2006/customXml" ds:itemID="{A9F2CEBA-C824-4C86-81A8-E32CBD0EB92D}">
-  <ds:schemaRefs>
-    <ds:schemaRef ds:uri="http://schemas.openxmlformats.org/officeDocument/2006/bibliography"/>
-  </ds:schemaRefs>
-</ds:datastoreItem>
 </file>